--- a/实验4 前台消息页开发.docx
+++ b/实验4 前台消息页开发.docx
@@ -1,6 +1,6 @@
 
 <file path=word/document.xml><?xml version="1.0" encoding="utf-8"?>
-<w:document xmlns:wpc="http://schemas.microsoft.com/office/word/2010/wordprocessingCanvas" xmlns:cx="http://schemas.microsoft.com/office/drawing/2014/chartex" xmlns:cx1="http://schemas.microsoft.com/office/drawing/2015/9/8/chartex" xmlns:cx2="http://schemas.microsoft.com/office/drawing/2015/10/21/chartex" xmlns:cx3="http://schemas.microsoft.com/office/drawing/2016/5/9/chartex" xmlns:cx4="http://schemas.microsoft.com/office/drawing/2016/5/10/chartex" xmlns:cx5="http://schemas.microsoft.com/office/drawing/2016/5/11/chartex" xmlns:cx6="http://schemas.microsoft.com/office/drawing/2016/5/12/chartex" xmlns:cx7="http://schemas.microsoft.com/office/drawing/2016/5/13/chartex" xmlns:cx8="http://schemas.microsoft.com/office/drawing/2016/5/14/chartex" xmlns:mc="http://schemas.openxmlformats.org/markup-compatibility/2006" xmlns:o="urn:schemas-microsoft-com:office:office" xmlns:r="http://schemas.openxmlformats.org/officeDocument/2006/relationships" xmlns:m="http://schemas.openxmlformats.org/officeDocument/2006/math" xmlns:v="urn:schemas-microsoft-com:vml" xmlns:wp14="http://schemas.microsoft.com/office/word/2010/wordprocessingDrawing" xmlns:wp="http://schemas.openxmlformats.org/drawingml/2006/wordprocessingDrawing" xmlns:w="http://schemas.openxmlformats.org/wordprocessingml/2006/main" xmlns:w14="http://schemas.microsoft.com/office/word/2010/wordml" xmlns:w10="urn:schemas-microsoft-com:office:word" xmlns:w15="http://schemas.microsoft.com/office/word/2012/wordml" xmlns:wpg="http://schemas.microsoft.com/office/word/2010/wordprocessingGroup" xmlns:wpi="http://schemas.microsoft.com/office/word/2010/wordprocessingInk" xmlns:wne="http://schemas.microsoft.com/office/word/2006/wordml" xmlns:wps="http://schemas.microsoft.com/office/word/2010/wordprocessingShape" xmlns:wpsCustomData="http://www.wps.cn/officeDocument/2013/wpsCustomData" mc:Ignorable="w14 w15 wp14">
+<w:document xmlns:wpc="http://schemas.microsoft.com/office/word/2010/wordprocessingCanvas" xmlns:mc="http://schemas.openxmlformats.org/markup-compatibility/2006" xmlns:o="urn:schemas-microsoft-com:office:office" xmlns:r="http://schemas.openxmlformats.org/officeDocument/2006/relationships" xmlns:m="http://schemas.openxmlformats.org/officeDocument/2006/math" xmlns:v="urn:schemas-microsoft-com:vml" xmlns:wp14="http://schemas.microsoft.com/office/word/2010/wordprocessingDrawing" xmlns:wp="http://schemas.openxmlformats.org/drawingml/2006/wordprocessingDrawing" xmlns:w="http://schemas.openxmlformats.org/wordprocessingml/2006/main" xmlns:w14="http://schemas.microsoft.com/office/word/2010/wordml" xmlns:w10="urn:schemas-microsoft-com:office:word" xmlns:w15="http://schemas.microsoft.com/office/word/2012/wordml" xmlns:wpg="http://schemas.microsoft.com/office/word/2010/wordprocessingGroup" xmlns:wpi="http://schemas.microsoft.com/office/word/2010/wordprocessingInk" xmlns:wne="http://schemas.microsoft.com/office/word/2006/wordml" xmlns:wps="http://schemas.microsoft.com/office/word/2010/wordprocessingShape" xmlns:wpsCustomData="http://www.wps.cn/officeDocument/2013/wpsCustomData" mc:Ignorable="w14 w15 wp14">
   <w:body>
     <w:p>
       <w:pPr>
@@ -57,7 +57,26 @@
           <w:szCs w:val="28"/>
           <w:u w:val="single"/>
         </w:rPr>
-        <w:t xml:space="preserve">         </w:t>
+        <w:t xml:space="preserve"> </w:t>
+      </w:r>
+      <w:r>
+        <w:rPr>
+          <w:rFonts w:hint="eastAsia" w:ascii="宋体" w:hAnsi="宋体" w:eastAsia="宋体"/>
+          <w:sz w:val="28"/>
+          <w:szCs w:val="28"/>
+          <w:u w:val="single"/>
+          <w:lang w:val="en-US" w:eastAsia="zh-CN"/>
+        </w:rPr>
+        <w:t>谭晓枫</w:t>
+      </w:r>
+      <w:r>
+        <w:rPr>
+          <w:rFonts w:ascii="宋体" w:hAnsi="宋体" w:eastAsia="宋体"/>
+          <w:sz w:val="28"/>
+          <w:szCs w:val="28"/>
+          <w:u w:val="single"/>
+        </w:rPr>
+        <w:t xml:space="preserve"> </w:t>
       </w:r>
       <w:r>
         <w:rPr>
@@ -74,7 +93,7 @@
           <w:szCs w:val="28"/>
           <w:u w:val="single"/>
         </w:rPr>
-        <w:t xml:space="preserve">   </w:t>
+        <w:t xml:space="preserve">  </w:t>
       </w:r>
       <w:r>
         <w:rPr>
@@ -82,8 +101,9 @@
           <w:sz w:val="28"/>
           <w:szCs w:val="28"/>
           <w:u w:val="single"/>
+          <w:lang w:val="en-US" w:eastAsia="zh-CN"/>
         </w:rPr>
-        <w:t xml:space="preserve">   </w:t>
+        <w:t>2026240401082</w:t>
       </w:r>
       <w:r>
         <w:rPr>
@@ -92,7 +112,7 @@
           <w:szCs w:val="28"/>
           <w:u w:val="single"/>
         </w:rPr>
-        <w:t xml:space="preserve">      </w:t>
+        <w:t xml:space="preserve">  </w:t>
       </w:r>
       <w:r>
         <w:rPr>
@@ -394,7 +414,7 @@
     </w:p>
     <w:tbl>
       <w:tblPr>
-        <w:tblStyle w:val="8"/>
+        <w:tblStyle w:val="10"/>
         <w:tblW w:w="0" w:type="auto"/>
         <w:tblInd w:w="0" w:type="dxa"/>
         <w:tblBorders>
@@ -592,7 +612,7 @@
           </w:p>
           <w:tbl>
             <w:tblPr>
-              <w:tblStyle w:val="7"/>
+              <w:tblStyle w:val="9"/>
               <w:tblW w:w="9540" w:type="dxa"/>
               <w:tblInd w:w="0" w:type="dxa"/>
               <w:tblLayout w:type="autofit"/>
@@ -1174,7 +1194,7 @@
                       <w:shd w:val="clear" w:fill="FFFFFF"/>
                       <w:lang w:val="en-US" w:eastAsia="zh-CN" w:bidi="ar"/>
                     </w:rPr>
-                    <w:t xml:space="preserve">             </w:t>
+                    <w:t xml:space="preserve">  $route.meta.title  </w:t>
                   </w:r>
                   <w:r>
                     <w:rPr>
@@ -1264,7 +1284,7 @@
                       <w:shd w:val="clear" w:fill="FFFFFF"/>
                       <w:lang w:val="en-US" w:eastAsia="zh-CN" w:bidi="ar"/>
                     </w:rPr>
-                    <w:t xml:space="preserve">             </w:t>
+                    <w:t xml:space="preserve"> $route.meta.showNav </w:t>
                   </w:r>
                   <w:r>
                     <w:rPr>
@@ -1415,7 +1435,7 @@
                       <w:shd w:val="clear" w:fill="FFFFFF"/>
                       <w:lang w:val="en-US" w:eastAsia="zh-CN" w:bidi="ar"/>
                     </w:rPr>
-                    <w:t xml:space="preserve">             </w:t>
+                    <w:t xml:space="preserve"> $route.meta.showBack  </w:t>
                   </w:r>
                   <w:r>
                     <w:rPr>
@@ -1982,7 +2002,7 @@
                       <w:shd w:val="clear" w:fill="FFFFFF"/>
                       <w:lang w:val="en-US" w:eastAsia="zh-CN" w:bidi="ar"/>
                     </w:rPr>
-                    <w:t xml:space="preserve">           </w:t>
+                    <w:t xml:space="preserve"> onClickLeft  </w:t>
                   </w:r>
                   <w:r>
                     <w:rPr>
@@ -2161,7 +2181,7 @@
                       <w:shd w:val="clear" w:fill="FFFFFF"/>
                       <w:lang w:val="en-US" w:eastAsia="zh-CN" w:bidi="ar"/>
                     </w:rPr>
-                    <w:t xml:space="preserve">           </w:t>
+                    <w:t xml:space="preserve"> router.back()  </w:t>
                   </w:r>
                 </w:p>
                 <w:p>
@@ -2270,7 +2290,7 @@
                       <w:shd w:val="clear" w:fill="FFFFFF"/>
                       <w:lang w:val="en-US" w:eastAsia="zh-CN" w:bidi="ar"/>
                     </w:rPr>
-                    <w:t xml:space="preserve">             </w:t>
+                    <w:t xml:space="preserve"> router.push('/')  </w:t>
                   </w:r>
                 </w:p>
                 <w:p>
@@ -3996,8 +4016,304 @@
                       <w:szCs w:val="10"/>
                     </w:rPr>
                   </w:pPr>
-                  <w:bookmarkStart w:id="0" w:name="_GoBack"/>
-                  <w:bookmarkEnd w:id="0"/>
+                  <w:r>
+                    <w:rPr>
+                      <w:rFonts w:hint="default" w:ascii="Times New Roman" w:hAnsi="Times New Roman" w:eastAsia="宋体" w:cs="Consolas"/>
+                      <w:b w:val="0"/>
+                      <w:bCs w:val="0"/>
+                      <w:color w:val="000000"/>
+                      <w:sz w:val="24"/>
+                      <w:szCs w:val="10"/>
+                    </w:rPr>
+                    <w:t>&lt;van-cell</w:t>
+                  </w:r>
+                </w:p>
+                <w:p>
+                  <w:pPr>
+                    <w:keepNext w:val="0"/>
+                    <w:keepLines w:val="0"/>
+                    <w:pageBreakBefore w:val="0"/>
+                    <w:widowControl/>
+                    <w:suppressLineNumbers w:val="0"/>
+                    <w:shd w:val="clear" w:fill="FFFFFF"/>
+                    <w:kinsoku/>
+                    <w:wordWrap/>
+                    <w:overflowPunct/>
+                    <w:topLinePunct w:val="0"/>
+                    <w:autoSpaceDE/>
+                    <w:autoSpaceDN/>
+                    <w:bidi w:val="0"/>
+                    <w:adjustRightInd/>
+                    <w:snapToGrid/>
+                    <w:spacing w:line="300" w:lineRule="auto"/>
+                    <w:jc w:val="left"/>
+                    <w:textAlignment w:val="auto"/>
+                    <w:rPr>
+                      <w:rFonts w:hint="default" w:ascii="Times New Roman" w:hAnsi="Times New Roman" w:eastAsia="宋体" w:cs="Consolas"/>
+                      <w:b w:val="0"/>
+                      <w:bCs w:val="0"/>
+                      <w:color w:val="000000"/>
+                      <w:sz w:val="24"/>
+                      <w:szCs w:val="10"/>
+                    </w:rPr>
+                  </w:pPr>
+                  <w:r>
+                    <w:rPr>
+                      <w:rFonts w:hint="default" w:ascii="Times New Roman" w:hAnsi="Times New Roman" w:eastAsia="宋体" w:cs="Consolas"/>
+                      <w:b w:val="0"/>
+                      <w:bCs w:val="0"/>
+                      <w:color w:val="000000"/>
+                      <w:sz w:val="24"/>
+                      <w:szCs w:val="10"/>
+                    </w:rPr>
+                    <w:t xml:space="preserve">  v-for="(item, index) in lists"</w:t>
+                  </w:r>
+                </w:p>
+                <w:p>
+                  <w:pPr>
+                    <w:keepNext w:val="0"/>
+                    <w:keepLines w:val="0"/>
+                    <w:pageBreakBefore w:val="0"/>
+                    <w:widowControl/>
+                    <w:suppressLineNumbers w:val="0"/>
+                    <w:shd w:val="clear" w:fill="FFFFFF"/>
+                    <w:kinsoku/>
+                    <w:wordWrap/>
+                    <w:overflowPunct/>
+                    <w:topLinePunct w:val="0"/>
+                    <w:autoSpaceDE/>
+                    <w:autoSpaceDN/>
+                    <w:bidi w:val="0"/>
+                    <w:adjustRightInd/>
+                    <w:snapToGrid/>
+                    <w:spacing w:line="300" w:lineRule="auto"/>
+                    <w:jc w:val="left"/>
+                    <w:textAlignment w:val="auto"/>
+                    <w:rPr>
+                      <w:rFonts w:hint="default" w:ascii="Times New Roman" w:hAnsi="Times New Roman" w:eastAsia="宋体" w:cs="Consolas"/>
+                      <w:b w:val="0"/>
+                      <w:bCs w:val="0"/>
+                      <w:color w:val="000000"/>
+                      <w:sz w:val="24"/>
+                      <w:szCs w:val="10"/>
+                    </w:rPr>
+                  </w:pPr>
+                  <w:r>
+                    <w:rPr>
+                      <w:rFonts w:hint="default" w:ascii="Times New Roman" w:hAnsi="Times New Roman" w:eastAsia="宋体" w:cs="Consolas"/>
+                      <w:b w:val="0"/>
+                      <w:bCs w:val="0"/>
+                      <w:color w:val="000000"/>
+                      <w:sz w:val="24"/>
+                      <w:szCs w:val="10"/>
+                    </w:rPr>
+                    <w:t xml:space="preserve">  :key="index"</w:t>
+                  </w:r>
+                </w:p>
+                <w:p>
+                  <w:pPr>
+                    <w:keepNext w:val="0"/>
+                    <w:keepLines w:val="0"/>
+                    <w:pageBreakBefore w:val="0"/>
+                    <w:widowControl/>
+                    <w:suppressLineNumbers w:val="0"/>
+                    <w:shd w:val="clear" w:fill="FFFFFF"/>
+                    <w:kinsoku/>
+                    <w:wordWrap/>
+                    <w:overflowPunct/>
+                    <w:topLinePunct w:val="0"/>
+                    <w:autoSpaceDE/>
+                    <w:autoSpaceDN/>
+                    <w:bidi w:val="0"/>
+                    <w:adjustRightInd/>
+                    <w:snapToGrid/>
+                    <w:spacing w:line="300" w:lineRule="auto"/>
+                    <w:jc w:val="left"/>
+                    <w:textAlignment w:val="auto"/>
+                    <w:rPr>
+                      <w:rFonts w:hint="default" w:ascii="Times New Roman" w:hAnsi="Times New Roman" w:eastAsia="宋体" w:cs="Consolas"/>
+                      <w:b w:val="0"/>
+                      <w:bCs w:val="0"/>
+                      <w:color w:val="000000"/>
+                      <w:sz w:val="24"/>
+                      <w:szCs w:val="10"/>
+                    </w:rPr>
+                  </w:pPr>
+                  <w:r>
+                    <w:rPr>
+                      <w:rFonts w:hint="default" w:ascii="Times New Roman" w:hAnsi="Times New Roman" w:eastAsia="宋体" w:cs="Consolas"/>
+                      <w:b w:val="0"/>
+                      <w:bCs w:val="0"/>
+                      <w:color w:val="000000"/>
+                      <w:sz w:val="24"/>
+                      <w:szCs w:val="10"/>
+                    </w:rPr>
+                    <w:t xml:space="preserve">  :title="item.title"</w:t>
+                  </w:r>
+                </w:p>
+                <w:p>
+                  <w:pPr>
+                    <w:keepNext w:val="0"/>
+                    <w:keepLines w:val="0"/>
+                    <w:pageBreakBefore w:val="0"/>
+                    <w:widowControl/>
+                    <w:suppressLineNumbers w:val="0"/>
+                    <w:shd w:val="clear" w:fill="FFFFFF"/>
+                    <w:kinsoku/>
+                    <w:wordWrap/>
+                    <w:overflowPunct/>
+                    <w:topLinePunct w:val="0"/>
+                    <w:autoSpaceDE/>
+                    <w:autoSpaceDN/>
+                    <w:bidi w:val="0"/>
+                    <w:adjustRightInd/>
+                    <w:snapToGrid/>
+                    <w:spacing w:line="300" w:lineRule="auto"/>
+                    <w:jc w:val="left"/>
+                    <w:textAlignment w:val="auto"/>
+                    <w:rPr>
+                      <w:rFonts w:hint="default" w:ascii="Times New Roman" w:hAnsi="Times New Roman" w:eastAsia="宋体" w:cs="Consolas"/>
+                      <w:b w:val="0"/>
+                      <w:bCs w:val="0"/>
+                      <w:color w:val="000000"/>
+                      <w:sz w:val="24"/>
+                      <w:szCs w:val="10"/>
+                    </w:rPr>
+                  </w:pPr>
+                  <w:r>
+                    <w:rPr>
+                      <w:rFonts w:hint="default" w:ascii="Times New Roman" w:hAnsi="Times New Roman" w:eastAsia="宋体" w:cs="Consolas"/>
+                      <w:b w:val="0"/>
+                      <w:bCs w:val="0"/>
+                      <w:color w:val="000000"/>
+                      <w:sz w:val="24"/>
+                      <w:szCs w:val="10"/>
+                    </w:rPr>
+                    <w:t xml:space="preserve">  :label="item.label"</w:t>
+                  </w:r>
+                </w:p>
+                <w:p>
+                  <w:pPr>
+                    <w:keepNext w:val="0"/>
+                    <w:keepLines w:val="0"/>
+                    <w:pageBreakBefore w:val="0"/>
+                    <w:widowControl/>
+                    <w:suppressLineNumbers w:val="0"/>
+                    <w:shd w:val="clear" w:fill="FFFFFF"/>
+                    <w:kinsoku/>
+                    <w:wordWrap/>
+                    <w:overflowPunct/>
+                    <w:topLinePunct w:val="0"/>
+                    <w:autoSpaceDE/>
+                    <w:autoSpaceDN/>
+                    <w:bidi w:val="0"/>
+                    <w:adjustRightInd/>
+                    <w:snapToGrid/>
+                    <w:spacing w:line="300" w:lineRule="auto"/>
+                    <w:jc w:val="left"/>
+                    <w:textAlignment w:val="auto"/>
+                    <w:rPr>
+                      <w:rFonts w:hint="default" w:ascii="Times New Roman" w:hAnsi="Times New Roman" w:eastAsia="宋体" w:cs="Consolas"/>
+                      <w:b w:val="0"/>
+                      <w:bCs w:val="0"/>
+                      <w:color w:val="000000"/>
+                      <w:sz w:val="24"/>
+                      <w:szCs w:val="10"/>
+                    </w:rPr>
+                  </w:pPr>
+                  <w:r>
+                    <w:rPr>
+                      <w:rFonts w:hint="default" w:ascii="Times New Roman" w:hAnsi="Times New Roman" w:eastAsia="宋体" w:cs="Consolas"/>
+                      <w:b w:val="0"/>
+                      <w:bCs w:val="0"/>
+                      <w:color w:val="000000"/>
+                      <w:sz w:val="24"/>
+                      <w:szCs w:val="10"/>
+                    </w:rPr>
+                    <w:t xml:space="preserve">  :value="item.value"</w:t>
+                  </w:r>
+                </w:p>
+                <w:p>
+                  <w:pPr>
+                    <w:keepNext w:val="0"/>
+                    <w:keepLines w:val="0"/>
+                    <w:pageBreakBefore w:val="0"/>
+                    <w:widowControl/>
+                    <w:suppressLineNumbers w:val="0"/>
+                    <w:shd w:val="clear" w:fill="FFFFFF"/>
+                    <w:kinsoku/>
+                    <w:wordWrap/>
+                    <w:overflowPunct/>
+                    <w:topLinePunct w:val="0"/>
+                    <w:autoSpaceDE/>
+                    <w:autoSpaceDN/>
+                    <w:bidi w:val="0"/>
+                    <w:adjustRightInd/>
+                    <w:snapToGrid/>
+                    <w:spacing w:line="300" w:lineRule="auto"/>
+                    <w:jc w:val="left"/>
+                    <w:textAlignment w:val="auto"/>
+                    <w:rPr>
+                      <w:rFonts w:hint="default" w:ascii="Times New Roman" w:hAnsi="Times New Roman" w:eastAsia="宋体" w:cs="Consolas"/>
+                      <w:b w:val="0"/>
+                      <w:bCs w:val="0"/>
+                      <w:color w:val="000000"/>
+                      <w:sz w:val="24"/>
+                      <w:szCs w:val="10"/>
+                    </w:rPr>
+                  </w:pPr>
+                  <w:r>
+                    <w:rPr>
+                      <w:rFonts w:hint="default" w:ascii="Times New Roman" w:hAnsi="Times New Roman" w:eastAsia="宋体" w:cs="Consolas"/>
+                      <w:b w:val="0"/>
+                      <w:bCs w:val="0"/>
+                      <w:color w:val="000000"/>
+                      <w:sz w:val="24"/>
+                      <w:szCs w:val="10"/>
+                    </w:rPr>
+                    <w:t xml:space="preserve">  :icon="item.img"</w:t>
+                  </w:r>
+                </w:p>
+                <w:p>
+                  <w:pPr>
+                    <w:keepNext w:val="0"/>
+                    <w:keepLines w:val="0"/>
+                    <w:pageBreakBefore w:val="0"/>
+                    <w:widowControl/>
+                    <w:suppressLineNumbers w:val="0"/>
+                    <w:shd w:val="clear" w:fill="FFFFFF"/>
+                    <w:kinsoku/>
+                    <w:wordWrap/>
+                    <w:overflowPunct/>
+                    <w:topLinePunct w:val="0"/>
+                    <w:autoSpaceDE/>
+                    <w:autoSpaceDN/>
+                    <w:bidi w:val="0"/>
+                    <w:adjustRightInd/>
+                    <w:snapToGrid/>
+                    <w:spacing w:line="300" w:lineRule="auto"/>
+                    <w:jc w:val="left"/>
+                    <w:textAlignment w:val="auto"/>
+                    <w:rPr>
+                      <w:rFonts w:hint="default" w:ascii="Times New Roman" w:hAnsi="Times New Roman" w:eastAsia="宋体" w:cs="Consolas"/>
+                      <w:b w:val="0"/>
+                      <w:bCs w:val="0"/>
+                      <w:color w:val="000000"/>
+                      <w:sz w:val="24"/>
+                      <w:szCs w:val="10"/>
+                    </w:rPr>
+                  </w:pPr>
+                  <w:r>
+                    <w:rPr>
+                      <w:rFonts w:hint="default" w:ascii="Times New Roman" w:hAnsi="Times New Roman" w:eastAsia="宋体" w:cs="Consolas"/>
+                      <w:b w:val="0"/>
+                      <w:bCs w:val="0"/>
+                      <w:color w:val="000000"/>
+                      <w:sz w:val="24"/>
+                      <w:szCs w:val="10"/>
+                    </w:rPr>
+                    <w:t>/&gt;</w:t>
+                  </w:r>
                 </w:p>
                 <w:p>
                   <w:pPr>
@@ -4504,7 +4820,7 @@
                         </w14:solidFill>
                       </w14:textFill>
                     </w:rPr>
-                    <w:t xml:space="preserve">         </w:t>
+                    <w:t xml:space="preserve">  nowrap </w:t>
                   </w:r>
                   <w:r>
                     <w:rPr>
@@ -4599,7 +4915,7 @@
                         </w14:solidFill>
                       </w14:textFill>
                     </w:rPr>
-                    <w:t xml:space="preserve">         </w:t>
+                    <w:t xml:space="preserve">  ellipsis  </w:t>
                   </w:r>
                   <w:r>
                     <w:rPr>
@@ -4694,7 +5010,7 @@
                         </w14:solidFill>
                       </w14:textFill>
                     </w:rPr>
-                    <w:t xml:space="preserve">         </w:t>
+                    <w:t xml:space="preserve">  hidden  </w:t>
                   </w:r>
                   <w:r>
                     <w:rPr>
@@ -4997,6 +5313,51 @@
                       <w:lang w:val="en-US" w:eastAsia="zh-CN"/>
                     </w:rPr>
                   </w:pPr>
+                  <w:r>
+                    <w:drawing>
+                      <wp:inline distT="0" distB="0" distL="114300" distR="114300">
+                        <wp:extent cx="2115820" cy="5306060"/>
+                        <wp:effectExtent l="0" t="0" r="17780" b="8890"/>
+                        <wp:docPr id="1" name="图片 1"/>
+                        <wp:cNvGraphicFramePr>
+                          <a:graphicFrameLocks xmlns:a="http://schemas.openxmlformats.org/drawingml/2006/main" noChangeAspect="1"/>
+                        </wp:cNvGraphicFramePr>
+                        <a:graphic xmlns:a="http://schemas.openxmlformats.org/drawingml/2006/main">
+                          <a:graphicData uri="http://schemas.openxmlformats.org/drawingml/2006/picture">
+                            <pic:pic xmlns:pic="http://schemas.openxmlformats.org/drawingml/2006/picture">
+                              <pic:nvPicPr>
+                                <pic:cNvPr id="1" name="图片 1"/>
+                                <pic:cNvPicPr>
+                                  <a:picLocks noChangeAspect="1"/>
+                                </pic:cNvPicPr>
+                              </pic:nvPicPr>
+                              <pic:blipFill>
+                                <a:blip r:embed="rId5"/>
+                                <a:stretch>
+                                  <a:fillRect/>
+                                </a:stretch>
+                              </pic:blipFill>
+                              <pic:spPr>
+                                <a:xfrm>
+                                  <a:off x="0" y="0"/>
+                                  <a:ext cx="2115820" cy="5306060"/>
+                                </a:xfrm>
+                                <a:prstGeom prst="rect">
+                                  <a:avLst/>
+                                </a:prstGeom>
+                                <a:noFill/>
+                                <a:ln>
+                                  <a:noFill/>
+                                </a:ln>
+                              </pic:spPr>
+                            </pic:pic>
+                          </a:graphicData>
+                        </a:graphic>
+                      </wp:inline>
+                    </w:drawing>
+                  </w:r>
+                  <w:bookmarkStart w:id="0" w:name="_GoBack"/>
+                  <w:bookmarkEnd w:id="0"/>
                 </w:p>
                 <w:p>
                   <w:pPr>
@@ -5014,6 +5375,24 @@
                       <w:szCs w:val="24"/>
                     </w:rPr>
                     <w:t>三、实验总结</w:t>
+                  </w:r>
+                </w:p>
+                <w:p>
+                  <w:pPr>
+                    <w:spacing w:line="460" w:lineRule="exact"/>
+                    <w:rPr>
+                      <w:rFonts w:hint="eastAsia" w:ascii="Times New Romar" w:hAnsi="Times New Romar" w:eastAsia="宋体"/>
+                      <w:sz w:val="24"/>
+                      <w:szCs w:val="24"/>
+                    </w:rPr>
+                  </w:pPr>
+                  <w:r>
+                    <w:rPr>
+                      <w:rFonts w:hint="eastAsia" w:ascii="Times New Romar" w:hAnsi="Times New Romar" w:eastAsia="宋体"/>
+                      <w:sz w:val="24"/>
+                      <w:szCs w:val="24"/>
+                    </w:rPr>
+                    <w:t>通过本次实验，我不仅巩固了 Vue 3 的基础语法与组件使用，也掌握了组件库美化页面、样式穿透、文本省略等实用技巧，同时体会到组件库在提升开发效率方面的价值。当然，实验中也暴露出一些不足，例如导航栏的显示控制仍依赖路由 meta 手动配置、列表数据为静态写死、对 Vant 主题定制了解尚浅等，这些都将成为我后续学习和改进的方向。总体而言，本次实验为我进一步开发完整的移动端项目打下了扎实的基础。</w:t>
                   </w:r>
                 </w:p>
                 <w:p>
@@ -5398,14 +5777,14 @@
       <w:lang w:val="en-US" w:eastAsia="zh-CN" w:bidi="ar-SA"/>
     </w:rPr>
   </w:style>
-  <w:style w:type="character" w:default="1" w:styleId="9">
+  <w:style w:type="character" w:default="1" w:styleId="11">
     <w:name w:val="Default Paragraph Font"/>
     <w:semiHidden/>
     <w:unhideWhenUsed/>
     <w:qFormat/>
     <w:uiPriority w:val="1"/>
   </w:style>
-  <w:style w:type="table" w:default="1" w:styleId="7">
+  <w:style w:type="table" w:default="1" w:styleId="9">
     <w:name w:val="Normal Table"/>
     <w:semiHidden/>
     <w:unhideWhenUsed/>
@@ -5423,7 +5802,7 @@
   <w:style w:type="paragraph" w:styleId="2">
     <w:name w:val="annotation text"/>
     <w:basedOn w:val="1"/>
-    <w:link w:val="16"/>
+    <w:link w:val="18"/>
     <w:semiHidden/>
     <w:unhideWhenUsed/>
     <w:qFormat/>
@@ -5435,7 +5814,7 @@
   <w:style w:type="paragraph" w:styleId="3">
     <w:name w:val="Balloon Text"/>
     <w:basedOn w:val="1"/>
-    <w:link w:val="14"/>
+    <w:link w:val="16"/>
     <w:semiHidden/>
     <w:unhideWhenUsed/>
     <w:qFormat/>
@@ -5448,7 +5827,7 @@
   <w:style w:type="paragraph" w:styleId="4">
     <w:name w:val="footer"/>
     <w:basedOn w:val="1"/>
-    <w:link w:val="13"/>
+    <w:link w:val="15"/>
     <w:unhideWhenUsed/>
     <w:qFormat/>
     <w:uiPriority w:val="99"/>
@@ -5468,7 +5847,7 @@
   <w:style w:type="paragraph" w:styleId="5">
     <w:name w:val="header"/>
     <w:basedOn w:val="1"/>
-    <w:link w:val="12"/>
+    <w:link w:val="14"/>
     <w:unhideWhenUsed/>
     <w:qFormat/>
     <w:uiPriority w:val="99"/>
@@ -5489,10 +5868,55 @@
     </w:rPr>
   </w:style>
   <w:style w:type="paragraph" w:styleId="6">
+    <w:name w:val="HTML Preformatted"/>
+    <w:basedOn w:val="1"/>
+    <w:semiHidden/>
+    <w:unhideWhenUsed/>
+    <w:uiPriority w:val="99"/>
+    <w:pPr>
+      <w:tabs>
+        <w:tab w:val="left" w:pos="916"/>
+        <w:tab w:val="left" w:pos="1832"/>
+        <w:tab w:val="left" w:pos="2748"/>
+        <w:tab w:val="left" w:pos="3664"/>
+        <w:tab w:val="left" w:pos="4580"/>
+        <w:tab w:val="left" w:pos="5496"/>
+        <w:tab w:val="left" w:pos="6412"/>
+        <w:tab w:val="left" w:pos="7328"/>
+        <w:tab w:val="left" w:pos="8244"/>
+        <w:tab w:val="left" w:pos="9160"/>
+        <w:tab w:val="left" w:pos="10076"/>
+        <w:tab w:val="left" w:pos="10992"/>
+        <w:tab w:val="left" w:pos="11908"/>
+        <w:tab w:val="left" w:pos="12824"/>
+        <w:tab w:val="left" w:pos="13740"/>
+        <w:tab w:val="left" w:pos="14656"/>
+      </w:tabs>
+      <w:jc w:val="left"/>
+    </w:pPr>
+    <w:rPr>
+      <w:rFonts w:hint="eastAsia" w:ascii="宋体" w:hAnsi="宋体" w:eastAsia="宋体" w:cs="宋体"/>
+      <w:kern w:val="0"/>
+      <w:sz w:val="24"/>
+      <w:szCs w:val="24"/>
+      <w:lang w:val="en-US" w:eastAsia="zh-CN" w:bidi="ar"/>
+    </w:rPr>
+  </w:style>
+  <w:style w:type="paragraph" w:styleId="7">
+    <w:name w:val="Normal (Web)"/>
+    <w:basedOn w:val="1"/>
+    <w:semiHidden/>
+    <w:unhideWhenUsed/>
+    <w:uiPriority w:val="99"/>
+    <w:rPr>
+      <w:sz w:val="24"/>
+    </w:rPr>
+  </w:style>
+  <w:style w:type="paragraph" w:styleId="8">
     <w:name w:val="annotation subject"/>
     <w:basedOn w:val="2"/>
     <w:next w:val="2"/>
-    <w:link w:val="17"/>
+    <w:link w:val="19"/>
     <w:semiHidden/>
     <w:unhideWhenUsed/>
     <w:qFormat/>
@@ -5502,9 +5926,9 @@
       <w:bCs/>
     </w:rPr>
   </w:style>
-  <w:style w:type="table" w:styleId="8">
+  <w:style w:type="table" w:styleId="10">
     <w:name w:val="Table Grid"/>
-    <w:basedOn w:val="7"/>
+    <w:basedOn w:val="9"/>
     <w:qFormat/>
     <w:uiPriority w:val="39"/>
     <w:tblPr>
@@ -5518,9 +5942,9 @@
       </w:tblBorders>
     </w:tblPr>
   </w:style>
-  <w:style w:type="character" w:styleId="10">
+  <w:style w:type="character" w:styleId="12">
     <w:name w:val="HTML Code"/>
-    <w:basedOn w:val="9"/>
+    <w:basedOn w:val="11"/>
     <w:semiHidden/>
     <w:unhideWhenUsed/>
     <w:qFormat/>
@@ -5530,9 +5954,9 @@
       <w:sz w:val="20"/>
     </w:rPr>
   </w:style>
-  <w:style w:type="character" w:styleId="11">
+  <w:style w:type="character" w:styleId="13">
     <w:name w:val="annotation reference"/>
-    <w:basedOn w:val="9"/>
+    <w:basedOn w:val="11"/>
     <w:semiHidden/>
     <w:unhideWhenUsed/>
     <w:qFormat/>
@@ -5542,9 +5966,9 @@
       <w:szCs w:val="21"/>
     </w:rPr>
   </w:style>
-  <w:style w:type="character" w:customStyle="1" w:styleId="12">
+  <w:style w:type="character" w:customStyle="1" w:styleId="14">
     <w:name w:val="页眉 字符"/>
-    <w:basedOn w:val="9"/>
+    <w:basedOn w:val="11"/>
     <w:link w:val="5"/>
     <w:qFormat/>
     <w:uiPriority w:val="99"/>
@@ -5553,9 +5977,9 @@
       <w:szCs w:val="18"/>
     </w:rPr>
   </w:style>
-  <w:style w:type="character" w:customStyle="1" w:styleId="13">
+  <w:style w:type="character" w:customStyle="1" w:styleId="15">
     <w:name w:val="页脚 字符"/>
-    <w:basedOn w:val="9"/>
+    <w:basedOn w:val="11"/>
     <w:link w:val="4"/>
     <w:qFormat/>
     <w:uiPriority w:val="99"/>
@@ -5564,9 +5988,9 @@
       <w:szCs w:val="18"/>
     </w:rPr>
   </w:style>
-  <w:style w:type="character" w:customStyle="1" w:styleId="14">
+  <w:style w:type="character" w:customStyle="1" w:styleId="16">
     <w:name w:val="批注框文本 字符"/>
-    <w:basedOn w:val="9"/>
+    <w:basedOn w:val="11"/>
     <w:link w:val="3"/>
     <w:semiHidden/>
     <w:qFormat/>
@@ -5576,7 +6000,7 @@
       <w:szCs w:val="18"/>
     </w:rPr>
   </w:style>
-  <w:style w:type="paragraph" w:styleId="15">
+  <w:style w:type="paragraph" w:styleId="17">
     <w:name w:val="List Paragraph"/>
     <w:basedOn w:val="1"/>
     <w:qFormat/>
@@ -5585,9 +6009,9 @@
       <w:ind w:firstLine="420" w:firstLineChars="200"/>
     </w:pPr>
   </w:style>
-  <w:style w:type="character" w:customStyle="1" w:styleId="16">
+  <w:style w:type="character" w:customStyle="1" w:styleId="18">
     <w:name w:val="批注文字 字符"/>
-    <w:basedOn w:val="9"/>
+    <w:basedOn w:val="11"/>
     <w:link w:val="2"/>
     <w:semiHidden/>
     <w:qFormat/>
@@ -5599,10 +6023,10 @@
       <w:szCs w:val="22"/>
     </w:rPr>
   </w:style>
-  <w:style w:type="character" w:customStyle="1" w:styleId="17">
+  <w:style w:type="character" w:customStyle="1" w:styleId="19">
     <w:name w:val="批注主题 字符"/>
-    <w:basedOn w:val="16"/>
-    <w:link w:val="6"/>
+    <w:basedOn w:val="18"/>
+    <w:link w:val="8"/>
     <w:semiHidden/>
     <w:qFormat/>
     <w:uiPriority w:val="99"/>
